--- a/legal/Cookie_Policy_IT.docx
+++ b/legal/Cookie_Policy_IT.docx
@@ -42,7 +42,7 @@
           <w:sz w:val="20"/>
           <w:szCs w:val="20"/>
         </w:rPr>
-        <w:t xml:space="preserve">Ultimo aggiornamento: 17 luglio 2026</w:t>
+        <w:t xml:space="preserve">Ultimo aggiornamento: 21 luglio 2026 · Versione 2.0</w:t>
       </w:r>
     </w:p>
     <w:p>
@@ -55,6 +55,54 @@
     </w:p>
     <w:p>
       <w:pPr>
+        <w:pStyle w:val="Heading2"/>
+        <w:spacing w:after="100" w:before="220"/>
+      </w:pPr>
+      <w:r>
+        <w:t xml:space="preserve">In breve</w:t>
+      </w:r>
+    </w:p>
+    <w:p>
+      <w:pPr>
+        <w:pStyle w:val="ListParagraph"/>
+        <w:numPr>
+          <w:ilvl w:val="0"/>
+          <w:numId w:val="2"/>
+        </w:numPr>
+        <w:spacing w:after="80" w:line="300"/>
+      </w:pPr>
+      <w:r>
+        <w:t xml:space="preserve">Usiamo cookie tecnici (necessari) senza consenso, e cookie analitici/marketing solo se acconsenti.</w:t>
+      </w:r>
+    </w:p>
+    <w:p>
+      <w:pPr>
+        <w:pStyle w:val="ListParagraph"/>
+        <w:numPr>
+          <w:ilvl w:val="0"/>
+          <w:numId w:val="2"/>
+        </w:numPr>
+        <w:spacing w:after="80" w:line="300"/>
+      </w:pPr>
+      <w:r>
+        <w:t xml:space="preserve">Puoi cambiare idea in ogni momento dal link "Preferenze cookie" nel footer.</w:t>
+      </w:r>
+    </w:p>
+    <w:p>
+      <w:pPr>
+        <w:pStyle w:val="ListParagraph"/>
+        <w:numPr>
+          <w:ilvl w:val="0"/>
+          <w:numId w:val="2"/>
+        </w:numPr>
+        <w:spacing w:after="80" w:line="300"/>
+      </w:pPr>
+      <w:r>
+        <w:t xml:space="preserve">Registriamo le tue scelte come prova del consenso.</w:t>
+      </w:r>
+    </w:p>
+    <w:p>
+      <w:pPr>
         <w:spacing w:after="140" w:line="300"/>
         <w:jc w:val="both"/>
       </w:pPr>
@@ -79,7 +127,26 @@
         <w:t xml:space="preserve">Titolare</w:t>
       </w:r>
       <w:r>
-        <w:t xml:space="preserve">") utilizza cookie e tecnologie simili (local storage, pixel, SDK) sul sito web e sulle applicazioni TrainMind AI, in conformità al GDPR, all’art. 122 del D.lgs. 196/2003 e alle Linee guida del Garante per la protezione dei dati personali sui cookie del 10 giugno 2021.</w:t>
+        <w:t xml:space="preserve">") utilizza cookie e tecnologie simili (local storage, pixel, SDK) sul sito web e sulle applicazioni TrainMind AI, in conformità al GDPR, all'art. 122 del D.lgs. 196/2003 e alle Linee guida del Garante per la protezione dei dati personali sui cookie del 10 giugno 2021.</w:t>
+      </w:r>
+    </w:p>
+    <w:p>
+      <w:pPr>
+        <w:spacing w:after="140" w:line="300"/>
+        <w:jc w:val="both"/>
+      </w:pPr>
+      <w:r>
+        <w:t xml:space="preserve">La versione italiana è la </w:t>
+      </w:r>
+      <w:r>
+        <w:rPr>
+          <w:b/>
+          <w:bCs/>
+        </w:rPr>
+        <w:t xml:space="preserve">versione ufficiale</w:t>
+      </w:r>
+      <w:r>
+        <w:t xml:space="preserve"> e prevale su qualsiasi traduzione in caso di discrepanza.</w:t>
       </w:r>
     </w:p>
     <w:p>
@@ -256,7 +323,7 @@
                 <w:sz w:val="19"/>
                 <w:szCs w:val="19"/>
               </w:rPr>
-              <w:t xml:space="preserve">Autenticazione, gestione della sessione, sicurezza, bilanciamento del carico, memorizzazione delle preferenze (es. lingua, scelte cookie). Senza di essi il Servizio non può funzionare.</w:t>
+              <w:t xml:space="preserve">Autenticazione, gestione della sessione, sicurezza, bilanciamento del carico, memorizzazione delle preferenze essenziali (es. lingua, scelte cookie). Senza di essi il Servizio non può funzionare.</w:t>
             </w:r>
           </w:p>
         </w:tc>
@@ -281,7 +348,7 @@
                 <w:sz w:val="19"/>
                 <w:szCs w:val="19"/>
               </w:rPr>
-              <w:t xml:space="preserve">Non richiedono consenso (legittimo interesse / contratto)</w:t>
+              <w:t xml:space="preserve">Non richiedono consenso (art. 122 D.lgs. 196/2003)</w:t>
             </w:r>
           </w:p>
         </w:tc>
@@ -333,7 +400,7 @@
                 <w:sz w:val="19"/>
                 <w:szCs w:val="19"/>
               </w:rPr>
-              <w:t xml:space="preserve">Statistiche aggregate sull’uso del Servizio per migliorarne funzionalità e prestazioni (es. Google Analytics 4 o equivalenti). Se configurati con anonimizzazione dell’IP e senza incroci tra siti, possono essere assimilati ai cookie tecnici.</w:t>
+              <w:t xml:space="preserve">Statistiche aggregate sull'uso del Servizio per migliorarne funzionalità e prestazioni (es. Google Analytics 4 o equivalenti). Se configurati con anonimizzazione dell'IP e senza incroci tra siti, possono essere assimilati ai cookie tecnici.</w:t>
             </w:r>
           </w:p>
         </w:tc>
@@ -452,17 +519,7 @@
         <w:jc w:val="both"/>
       </w:pPr>
       <w:r>
-        <w:t xml:space="preserve">L’elenco dettagliato e sempre aggiornato dei singoli cookie (nome, fornitore, durata, finalità) è disponibile nel banner/centro preferenze cookie del Servizio. </w:t>
-      </w:r>
-      <w:r>
-        <w:rPr>
-          <w:b/>
-          <w:bCs/>
-        </w:rPr>
-        <w:t xml:space="preserve">[Inserire o collegare la tabella cookie generata dalla piattaforma di gestione del consenso.]</w:t>
-      </w:r>
-      <w:r>
-        <w:t xml:space="preserve"/>
+        <w:t xml:space="preserve">L'elenco dettagliato e sempre aggiornato dei singoli cookie (nome, fornitore, durata, finalità) è disponibile nel banner/centro preferenze cookie del Servizio.</w:t>
       </w:r>
     </w:p>
     <w:p>
@@ -480,7 +537,37 @@
         <w:jc w:val="both"/>
       </w:pPr>
       <w:r>
-        <w:t xml:space="preserve">Alla prima visita, un banner ti consente di: accettare tutti i cookie; rifiutare tutti i cookie non tecnici; oppure personalizzare le scelte per categoria. Nessun cookie non tecnico viene installato prima del consenso. La tua scelta viene memorizzata e può essere modificata in qualsiasi momento tramite il link </w:t>
+        <w:t xml:space="preserve">Alla prima visita, un banner ti consente di: </w:t>
+      </w:r>
+      <w:r>
+        <w:rPr>
+          <w:b/>
+          <w:bCs/>
+        </w:rPr>
+        <w:t xml:space="preserve">accettare tutti</w:t>
+      </w:r>
+      <w:r>
+        <w:t xml:space="preserve"> i cookie; </w:t>
+      </w:r>
+      <w:r>
+        <w:rPr>
+          <w:b/>
+          <w:bCs/>
+        </w:rPr>
+        <w:t xml:space="preserve">rifiutare tutti</w:t>
+      </w:r>
+      <w:r>
+        <w:t xml:space="preserve"> i cookie non tecnici; oppure </w:t>
+      </w:r>
+      <w:r>
+        <w:rPr>
+          <w:b/>
+          <w:bCs/>
+        </w:rPr>
+        <w:t xml:space="preserve">personalizzare</w:t>
+      </w:r>
+      <w:r>
+        <w:t xml:space="preserve"> le scelte per categoria. Nessun cookie non tecnico viene installato prima del consenso. La tua scelta viene memorizzata e può essere modificata in qualsiasi momento tramite il link </w:t>
       </w:r>
       <w:r>
         <w:rPr>
@@ -490,7 +577,7 @@
         <w:t xml:space="preserve">"Preferenze cookie"</w:t>
       </w:r>
       <w:r>
-        <w:t xml:space="preserve"> nel footer/nelle impostazioni dell’app. La chiusura del banner senza scelta (es. tramite la "X") equivale al mantenimento dei soli cookie tecnici.</w:t>
+        <w:t xml:space="preserve"> nel footer/nelle impostazioni dell'app. La chiusura del banner senza scelta (es. tramite la "X") equivale al mantenimento dei soli cookie tecnici.</w:t>
       </w:r>
     </w:p>
     <w:p>
@@ -509,7 +596,17 @@
         <w:t xml:space="preserve">registrate a fini di prova del consenso</w:t>
       </w:r>
       <w:r>
-        <w:t xml:space="preserve"> (art. 7(1) GDPR). In linea con le Linee guida del Garante, il banner non viene ripresentato per almeno 6 mesi dalla scelta, salvo che mutino significativamente le condizioni del trattamento, sia impossibile sapere se una scelta è già stata espressa (es. cookie cancellati) o tu riapra autonomamente il centro preferenze.</w:t>
+        <w:t xml:space="preserve"> (art. 7(1) GDPR). In linea con le Linee guida del Garante, il banner non viene ripresentato per almeno </w:t>
+      </w:r>
+      <w:r>
+        <w:rPr>
+          <w:b/>
+          <w:bCs/>
+        </w:rPr>
+        <w:t xml:space="preserve">6 mesi</w:t>
+      </w:r>
+      <w:r>
+        <w:t xml:space="preserve"> dalla scelta, salvo che mutino significativamente le condizioni del trattamento, sia impossibile sapere se una scelta è già stata espressa (es. cookie cancellati) o tu riapra autonomamente il centro preferenze.</w:t>
       </w:r>
     </w:p>
     <w:p>
@@ -527,7 +624,7 @@
         <w:jc w:val="both"/>
       </w:pPr>
       <w:r>
-        <w:t xml:space="preserve">Alcuni cookie sono installati da terze parti che agiscono come titolari autonomi o responsabili del trattamento (es. Google, Meta). Non controlliamo i loro trattamenti; ti invitiamo a consultare le rispettive informative privacy. Ove le terze parti siano stabilite al di fuori del SEE, i trasferimenti avvengono con le garanzie descritte nella nostra Informativa Privacy.</w:t>
+        <w:t xml:space="preserve">Alcuni cookie sono installati da terze parti che agiscono come titolari autonomi o responsabili del trattamento (es. Google, Meta). Non controlliamo i loro trattamenti; ti invitiamo a consultare le rispettive informative privacy. Ove le terze parti siano stabilite al di fuori del SEE, i trasferimenti avvengono con le garanzie descritte nella nostra Informativa Privacy (DPF, SCC).</w:t>
       </w:r>
     </w:p>
     <w:p>
@@ -563,7 +660,7 @@
         <w:jc w:val="both"/>
       </w:pPr>
       <w:r>
-        <w:t xml:space="preserve">Potremo aggiornare la presente Policy al variare dei cookie utilizzati. Per domande ed esercizio dei diritti (v. Informativa Privacy per l’elenco completo): </w:t>
+        <w:t xml:space="preserve">Potremo aggiornare la presente Policy al variare dei cookie utilizzati. Per domande ed esercizio dei diritti (v. Informativa Privacy per l'elenco completo): </w:t>
       </w:r>
       <w:r>
         <w:rPr>
@@ -784,6 +881,12 @@
   </w:abstractNum>
   <w:num w:numId="1">
     <w:abstractNumId w:val="1"/>
+    <w:lvlOverride w:ilvl="0">
+      <w:startOverride w:val="1"/>
+    </w:lvlOverride>
+  </w:num>
+  <w:num w:numId="2">
+    <w:abstractNumId w:val="2"/>
     <w:lvlOverride w:ilvl="0">
       <w:startOverride w:val="1"/>
     </w:lvlOverride>
